--- a/README.docx
+++ b/README.docx
@@ -30,8 +30,6 @@
         </w:rPr>
         <w:t>由于文件上传限制，需要可执行exe文件的请加QQ：2576248408 获取</w:t>
       </w:r>
-      <w:bookmarkStart w:id="0" w:name="_GoBack"/>
-      <w:bookmarkEnd w:id="0"/>
     </w:p>
     <w:p>
       <w:pPr>
@@ -1494,12 +1492,28 @@
       </w:r>
     </w:p>
     <w:p>
+      <w:pPr>
+        <w:jc w:val="center"/>
+      </w:pPr>
       <w:r>
         <w:rPr>
           <w:rFonts w:ascii="Consolas" w:hAnsi="Consolas"/>
           <w:b/>
-        </w:rPr>
-        <w:t>r_n = √(n · λ · f)</w:t>
+          <w:position w:val="-12"/>
+        </w:rPr>
+        <w:object>
+          <v:shape id="_x0000_i1025" o:spt="75" type="#_x0000_t75" style="height:20pt;width:67pt;" o:ole="t" filled="f" o:preferrelative="t" stroked="f" coordsize="21600,21600">
+            <v:fill on="f" focussize="0,0"/>
+            <v:stroke on="f"/>
+            <v:imagedata r:id="rId7" o:title=""/>
+            <o:lock v:ext="edit" aspectratio="t"/>
+            <w10:wrap type="none"/>
+            <w10:anchorlock/>
+          </v:shape>
+          <o:OLEObject Type="Embed" ProgID="DSEquations" ShapeID="_x0000_i1025" DrawAspect="Content" ObjectID="_1468075725" r:id="rId6">
+            <o:LockedField>false</o:LockedField>
+          </o:OLEObject>
+        </w:object>
       </w:r>
     </w:p>
     <w:p>
@@ -1509,8 +1523,28 @@
       <w:r>
         <w:rPr>
           <w:b/>
-        </w:rPr>
-        <w:t>r_n：</w:t>
+          <w:position w:val="-12"/>
+        </w:rPr>
+        <w:object>
+          <v:shape id="_x0000_i1027" o:spt="75" type="#_x0000_t75" style="height:18pt;width:11pt;" o:ole="t" filled="f" o:preferrelative="t" stroked="f" coordsize="21600,21600">
+            <v:path/>
+            <v:fill on="f" focussize="0,0"/>
+            <v:stroke on="f"/>
+            <v:imagedata r:id="rId9" o:title=""/>
+            <o:lock v:ext="edit" aspectratio="f"/>
+            <w10:wrap type="none"/>
+            <w10:anchorlock/>
+          </v:shape>
+          <o:OLEObject Type="Embed" ProgID="Equation.DSMT4" ShapeID="_x0000_i1027" DrawAspect="Content" ObjectID="_1468075726" r:id="rId8">
+            <o:LockedField>false</o:LockedField>
+          </o:OLEObject>
+        </w:object>
+      </w:r>
+      <w:r>
+        <w:rPr>
+          <w:b/>
+        </w:rPr>
+        <w:t>：</w:t>
       </w:r>
       <w:r>
         <w:t>第 n 个环带的半径</w:t>
@@ -1572,6 +1606,9 @@
       </w:r>
     </w:p>
     <w:p>
+      <w:pPr>
+        <w:jc w:val="center"/>
+      </w:pPr>
       <w:r>
         <w:rPr>
           <w:rFonts w:ascii="Consolas" w:hAnsi="Consolas"/>
@@ -1594,29 +1631,34 @@
       </w:r>
     </w:p>
     <w:p>
+      <w:pPr>
+        <w:jc w:val="center"/>
+      </w:pPr>
       <w:r>
         <w:rPr>
           <w:rFonts w:ascii="Consolas" w:hAnsi="Consolas"/>
           <w:b/>
-        </w:rPr>
-        <w:t>F/# = f / D</w:t>
-      </w:r>
-      <w:r>
-        <w:rPr>
-          <w:rFonts w:ascii="Consolas" w:hAnsi="Consolas"/>
-          <w:b/>
-        </w:rPr>
-        <w:br w:type="textWrapping"/>
-      </w:r>
-      <w:r>
-        <w:rPr>
-          <w:rFonts w:ascii="Consolas" w:hAnsi="Consolas"/>
-          <w:b/>
-        </w:rPr>
-        <w:t>d_spot ≈ 2.44 · λ · F/#</w:t>
+          <w:position w:val="-24"/>
+        </w:rPr>
+        <w:object>
+          <v:shape id="_x0000_i1028" o:spt="75" type="#_x0000_t75" style="height:31pt;width:160pt;" o:ole="t" filled="f" o:preferrelative="t" stroked="f" coordsize="21600,21600">
+            <v:fill on="f" focussize="0,0"/>
+            <v:stroke on="f"/>
+            <v:imagedata r:id="rId11" o:title=""/>
+            <o:lock v:ext="edit" aspectratio="t"/>
+            <w10:wrap type="none"/>
+            <w10:anchorlock/>
+          </v:shape>
+          <o:OLEObject Type="Embed" ProgID="DSEquations" ShapeID="_x0000_i1028" DrawAspect="Content" ObjectID="_1468075727" r:id="rId10">
+            <o:LockedField>false</o:LockedField>
+          </o:OLEObject>
+        </w:object>
       </w:r>
     </w:p>
     <w:p>
+      <w:pPr>
+        <w:jc w:val="center"/>
+      </w:pPr>
       <w:r>
         <w:t>其中 D 为透镜直径，d_spot 为艾里斑直径。</w:t>
       </w:r>
@@ -1635,12 +1677,31 @@
       </w:r>
     </w:p>
     <w:p>
-      <w:r>
-        <w:rPr>
-          <w:rFonts w:ascii="Consolas" w:hAnsi="Consolas"/>
-          <w:b/>
-        </w:rPr>
-        <w:t>φ(r) = mod(π · r² / (λ · f), 2π)</w:t>
+      <w:pPr>
+        <w:pStyle w:val="4"/>
+        <w:jc w:val="center"/>
+        <w:rPr>
+          <w:rFonts w:hint="eastAsia" w:eastAsia="宋体"/>
+          <w:lang w:eastAsia="zh-CN"/>
+        </w:rPr>
+      </w:pPr>
+      <w:r>
+        <w:rPr>
+          <w:position w:val="-32"/>
+        </w:rPr>
+        <w:object>
+          <v:shape id="_x0000_i1029" o:spt="75" type="#_x0000_t75" style="height:38pt;width:116pt;" o:ole="t" filled="f" o:preferrelative="t" stroked="f" coordsize="21600,21600">
+            <v:fill on="f" focussize="0,0"/>
+            <v:stroke on="f"/>
+            <v:imagedata r:id="rId13" o:title=""/>
+            <o:lock v:ext="edit" aspectratio="t"/>
+            <w10:wrap type="none"/>
+            <w10:anchorlock/>
+          </v:shape>
+          <o:OLEObject Type="Embed" ProgID="DSEquations" ShapeID="_x0000_i1029" DrawAspect="Content" ObjectID="_1468075728" r:id="rId12">
+            <o:LockedField>false</o:LockedField>
+          </o:OLEObject>
+        </w:object>
       </w:r>
     </w:p>
     <w:p>
@@ -1821,12 +1882,39 @@
       </w:r>
     </w:p>
     <w:p>
-      <w:r>
-        <w:rPr>
-          <w:rFonts w:ascii="Consolas" w:hAnsi="Consolas"/>
+      <w:pPr>
+        <w:pStyle w:val="16"/>
+        <w:numPr>
+          <w:numId w:val="0"/>
+        </w:numPr>
+        <w:ind w:leftChars="0"/>
+      </w:pPr>
+      <w:r>
+        <w:rPr>
           <w:b/>
-        </w:rPr>
-        <w:t>d · sin(θ_m) = m · λ + d · sin(θ_i)</w:t>
+          <w:position w:val="-12"/>
+        </w:rPr>
+        <w:object>
+          <v:shape id="_x0000_i1030" o:spt="75" type="#_x0000_t75" style="height:18pt;width:139.95pt;" o:ole="t" filled="f" o:preferrelative="t" stroked="f" coordsize="21600,21600">
+            <v:fill on="f" focussize="0,0"/>
+            <v:stroke on="f"/>
+            <v:imagedata r:id="rId15" o:title=""/>
+            <o:lock v:ext="edit" aspectratio="t"/>
+            <w10:wrap type="none"/>
+            <w10:anchorlock/>
+          </v:shape>
+          <o:OLEObject Type="Embed" ProgID="DSEquations" ShapeID="_x0000_i1030" DrawAspect="Content" ObjectID="_1468075729" r:id="rId14">
+            <o:LockedField>false</o:LockedField>
+          </o:OLEObject>
+        </w:object>
+      </w:r>
+      <w:r>
+        <w:rPr>
+          <w:rFonts w:hint="eastAsia"/>
+          <w:b/>
+          <w:lang w:eastAsia="zh-CN"/>
+        </w:rPr>
+        <w:t xml:space="preserve"> </w:t>
       </w:r>
     </w:p>
     <w:p>
@@ -1851,7 +1939,7 @@
         <w:rPr>
           <w:b/>
         </w:rPr>
-        <w:t>θ_m：</w:t>
+        <w:t>θm：</w:t>
       </w:r>
       <w:r>
         <w:t>第 m 级衍射角</w:t>
@@ -1893,7 +1981,7 @@
         <w:rPr>
           <w:b/>
         </w:rPr>
-        <w:t>θ_i：</w:t>
+        <w:t>θi：</w:t>
       </w:r>
       <w:r>
         <w:t>入射角</w:t>
@@ -1913,12 +2001,30 @@
       </w:r>
     </w:p>
     <w:p>
-      <w:r>
-        <w:rPr>
-          <w:rFonts w:ascii="Consolas" w:hAnsi="Consolas"/>
-          <w:b/>
-        </w:rPr>
-        <w:t>η_m = J_m²(δ/2)</w:t>
+      <w:pPr>
+        <w:jc w:val="center"/>
+        <w:rPr>
+          <w:rFonts w:hint="eastAsia"/>
+          <w:lang w:eastAsia="zh-CN"/>
+        </w:rPr>
+      </w:pPr>
+      <w:r>
+        <w:rPr>
+          <w:position w:val="-28"/>
+        </w:rPr>
+        <w:object>
+          <v:shape id="_x0000_i1031" o:spt="75" type="#_x0000_t75" style="height:34pt;width:64pt;" o:ole="t" filled="f" o:preferrelative="t" stroked="f" coordsize="21600,21600">
+            <v:fill on="f" focussize="0,0"/>
+            <v:stroke on="f"/>
+            <v:imagedata r:id="rId17" o:title=""/>
+            <o:lock v:ext="edit" aspectratio="t"/>
+            <w10:wrap type="none"/>
+            <w10:anchorlock/>
+          </v:shape>
+          <o:OLEObject Type="Embed" ProgID="DSEquations" ShapeID="_x0000_i1031" DrawAspect="Content" ObjectID="_1468075730" r:id="rId16">
+            <o:LockedField>false</o:LockedField>
+          </o:OLEObject>
+        </w:object>
       </w:r>
     </w:p>
     <w:p>
@@ -1940,12 +2046,30 @@
       </w:r>
     </w:p>
     <w:p>
-      <w:r>
-        <w:rPr>
-          <w:rFonts w:ascii="Consolas" w:hAnsi="Consolas"/>
-          <w:b/>
-        </w:rPr>
-        <w:t>η_m = sinc²(m · a/d)</w:t>
+      <w:pPr>
+        <w:jc w:val="center"/>
+        <w:rPr>
+          <w:rFonts w:hint="eastAsia"/>
+          <w:lang w:eastAsia="zh-CN"/>
+        </w:rPr>
+      </w:pPr>
+      <w:r>
+        <w:rPr>
+          <w:position w:val="-28"/>
+        </w:rPr>
+        <w:object>
+          <v:shape id="_x0000_i1032" o:spt="75" type="#_x0000_t75" style="height:34pt;width:90pt;" o:ole="t" filled="f" o:preferrelative="t" stroked="f" coordsize="21600,21600">
+            <v:fill on="f" focussize="0,0"/>
+            <v:stroke on="f"/>
+            <v:imagedata r:id="rId19" o:title=""/>
+            <o:lock v:ext="edit" aspectratio="t"/>
+            <w10:wrap type="none"/>
+            <w10:anchorlock/>
+          </v:shape>
+          <o:OLEObject Type="Embed" ProgID="DSEquations" ShapeID="_x0000_i1032" DrawAspect="Content" ObjectID="_1468075731" r:id="rId18">
+            <o:LockedField>false</o:LockedField>
+          </o:OLEObject>
+        </w:object>
       </w:r>
     </w:p>
     <w:p>
@@ -1967,12 +2091,31 @@
       </w:r>
     </w:p>
     <w:p>
-      <w:r>
-        <w:rPr>
-          <w:rFonts w:ascii="Consolas" w:hAnsi="Consolas"/>
-          <w:b/>
-        </w:rPr>
-        <w:t>η_m = sinc²(m · a/d) · sin²(δ/2) / (π · m)²</w:t>
+      <w:pPr>
+        <w:pStyle w:val="4"/>
+        <w:jc w:val="center"/>
+        <w:rPr>
+          <w:rFonts w:hint="eastAsia" w:eastAsia="宋体"/>
+          <w:lang w:eastAsia="zh-CN"/>
+        </w:rPr>
+      </w:pPr>
+      <w:r>
+        <w:rPr>
+          <w:position w:val="-28"/>
+        </w:rPr>
+        <w:object>
+          <v:shape id="_x0000_i1033" o:spt="75" type="#_x0000_t75" style="height:35pt;width:146pt;" o:ole="t" filled="f" o:preferrelative="t" stroked="f" coordsize="21600,21600">
+            <v:fill on="f" focussize="0,0"/>
+            <v:stroke on="f"/>
+            <v:imagedata r:id="rId21" o:title=""/>
+            <o:lock v:ext="edit" aspectratio="t"/>
+            <w10:wrap type="none"/>
+            <w10:anchorlock/>
+          </v:shape>
+          <o:OLEObject Type="Embed" ProgID="DSEquations" ShapeID="_x0000_i1033" DrawAspect="Content" ObjectID="_1468075732" r:id="rId20">
+            <o:LockedField>false</o:LockedField>
+          </o:OLEObject>
+        </w:object>
       </w:r>
     </w:p>
     <w:p>
@@ -2188,12 +2331,33 @@
       </w:r>
     </w:p>
     <w:p>
-      <w:r>
-        <w:rPr>
-          <w:rFonts w:ascii="Consolas" w:hAnsi="Consolas"/>
+      <w:pPr>
+        <w:pStyle w:val="16"/>
+        <w:numPr>
+          <w:numId w:val="0"/>
+        </w:numPr>
+        <w:ind w:leftChars="0"/>
+        <w:jc w:val="center"/>
+      </w:pPr>
+      <w:r>
+        <w:rPr>
           <w:b/>
-        </w:rPr>
-        <w:t>T = 1 / [1 + F · sin²(δ/2)]</w:t>
+          <w:position w:val="-28"/>
+        </w:rPr>
+        <w:object>
+          <v:shape id="_x0000_i1039" o:spt="75" type="#_x0000_t75" style="height:33pt;width:177pt;" o:ole="t" filled="f" o:preferrelative="t" stroked="f" coordsize="21600,21600">
+            <v:path/>
+            <v:fill on="f" focussize="0,0"/>
+            <v:stroke on="f"/>
+            <v:imagedata r:id="rId23" o:title=""/>
+            <o:lock v:ext="edit" aspectratio="t"/>
+            <w10:wrap type="none"/>
+            <w10:anchorlock/>
+          </v:shape>
+          <o:OLEObject Type="Embed" ProgID="DSEquations" ShapeID="_x0000_i1039" DrawAspect="Content" ObjectID="_1468075733" r:id="rId22">
+            <o:LockedField>false</o:LockedField>
+          </o:OLEObject>
+        </w:object>
       </w:r>
     </w:p>
     <w:p>
@@ -2289,6 +2453,9 @@
       </w:r>
     </w:p>
     <w:p>
+      <w:pPr>
+        <w:jc w:val="center"/>
+      </w:pPr>
       <w:r>
         <w:rPr>
           <w:rFonts w:ascii="Consolas" w:hAnsi="Consolas"/>
@@ -2306,17 +2473,65 @@
       </w:r>
     </w:p>
     <w:p>
-      <w:r>
-        <w:rPr>
-          <w:rFonts w:ascii="Consolas" w:hAnsi="Consolas"/>
-          <w:b/>
-        </w:rPr>
-        <w:t>FWHM = FSR / ℱ</w:t>
-      </w:r>
-    </w:p>
-    <w:p>
-      <w:r>
-        <w:t>其中 ℱ = π√F / 2 为精细度。</w:t>
+      <w:pPr>
+        <w:jc w:val="center"/>
+      </w:pPr>
+      <w:r>
+        <w:rPr>
+          <w:position w:val="-24"/>
+        </w:rPr>
+        <w:object>
+          <v:shape id="_x0000_i1037" o:spt="75" type="#_x0000_t75" style="height:31pt;width:77pt;" o:ole="t" filled="f" o:preferrelative="t" stroked="f" coordsize="21600,21600">
+            <v:path/>
+            <v:fill on="f" focussize="0,0"/>
+            <v:stroke on="f"/>
+            <v:imagedata r:id="rId25" o:title=""/>
+            <o:lock v:ext="edit" aspectratio="t"/>
+            <w10:wrap type="none"/>
+            <w10:anchorlock/>
+          </v:shape>
+          <o:OLEObject Type="Embed" ProgID="DSEquations" ShapeID="_x0000_i1037" DrawAspect="Content" ObjectID="_1468075734" r:id="rId24">
+            <o:LockedField>false</o:LockedField>
+          </o:OLEObject>
+        </w:object>
+      </w:r>
+      <w:r>
+        <w:rPr>
+          <w:rFonts w:hint="eastAsia"/>
+          <w:lang w:eastAsia="zh-CN"/>
+        </w:rPr>
+        <w:t>，</w:t>
+      </w:r>
+      <w:r>
+        <w:t xml:space="preserve">其中 </w:t>
+      </w:r>
+      <w:r>
+        <w:rPr>
+          <w:position w:val="-24"/>
+        </w:rPr>
+        <w:object>
+          <v:shape id="_x0000_i1036" o:spt="75" type="#_x0000_t75" style="height:34pt;width:66pt;" o:ole="t" filled="f" o:preferrelative="t" stroked="f" coordsize="21600,21600">
+            <v:fill on="f" focussize="0,0"/>
+            <v:stroke on="f"/>
+            <v:imagedata r:id="rId27" o:title=""/>
+            <o:lock v:ext="edit" aspectratio="t"/>
+            <w10:wrap type="none"/>
+            <w10:anchorlock/>
+          </v:shape>
+          <o:OLEObject Type="Embed" ProgID="DSEquations" ShapeID="_x0000_i1036" DrawAspect="Content" ObjectID="_1468075735" r:id="rId26">
+            <o:LockedField>false</o:LockedField>
+          </o:OLEObject>
+        </w:object>
+      </w:r>
+      <w:r>
+        <w:rPr>
+          <w:rFonts w:hint="eastAsia"/>
+          <w:lang w:eastAsia="zh-CN"/>
+        </w:rPr>
+        <w:t xml:space="preserve"> </w:t>
+      </w:r>
+      <w:r>
+        <w:t>为精细度。</w:t>
       </w:r>
     </w:p>
     <w:p>
@@ -2328,12 +2543,48 @@
       </w:r>
     </w:p>
     <w:p>
-      <w:r>
-        <w:rPr>
-          <w:rFonts w:ascii="Consolas" w:hAnsi="Consolas"/>
-          <w:b/>
-        </w:rPr>
-        <w:t>Q = λ / FWHM = 2πnh / [λ(1-R)]</w:t>
+      <w:pPr>
+        <w:pStyle w:val="164"/>
+        <w:bidi w:val="0"/>
+        <w:outlineLvl w:val="1"/>
+        <w:rPr>
+          <w:rFonts w:hint="eastAsia" w:eastAsia="宋体"/>
+          <w:lang w:eastAsia="zh-CN"/>
+        </w:rPr>
+      </w:pPr>
+      <w:r>
+        <w:rPr>
+          <w:rFonts w:hint="eastAsia" w:eastAsia="宋体"/>
+          <w:lang w:eastAsia="zh-CN"/>
+        </w:rPr>
+        <w:tab/>
+      </w:r>
+      <w:r>
+        <w:rPr>
+          <w:rFonts w:hint="eastAsia" w:eastAsia="宋体"/>
+          <w:position w:val="-28"/>
+          <w:lang w:eastAsia="zh-CN"/>
+        </w:rPr>
+        <w:object>
+          <v:shape id="_x0000_i1038" o:spt="75" type="#_x0000_t75" style="height:33pt;width:116pt;" o:ole="t" filled="f" o:preferrelative="t" stroked="f" coordsize="21600,21600">
+            <v:fill on="f" focussize="0,0"/>
+            <v:stroke on="f"/>
+            <v:imagedata r:id="rId29" o:title=""/>
+            <o:lock v:ext="edit" aspectratio="t"/>
+            <w10:wrap type="none"/>
+            <w10:anchorlock/>
+          </v:shape>
+          <o:OLEObject Type="Embed" ProgID="DSEquations" ShapeID="_x0000_i1038" DrawAspect="Content" ObjectID="_1468075736" r:id="rId28">
+            <o:LockedField>false</o:LockedField>
+          </o:OLEObject>
+        </w:object>
+      </w:r>
+      <w:r>
+        <w:rPr>
+          <w:rFonts w:hint="eastAsia" w:eastAsia="宋体"/>
+          <w:lang w:eastAsia="zh-CN"/>
+        </w:rPr>
+        <w:t xml:space="preserve"> </w:t>
       </w:r>
     </w:p>
     <w:p>
@@ -2533,12 +2784,47 @@
       </w:r>
     </w:p>
     <w:p>
-      <w:r>
-        <w:rPr>
-          <w:rFonts w:ascii="Consolas" w:hAnsi="Consolas"/>
-          <w:b/>
-        </w:rPr>
-        <w:t>Z_n^m(ρ, θ) = R_n^m(ρ) · cos(mθ)  或  R_n^m(ρ) · sin(mθ)</w:t>
+      <w:pPr>
+        <w:pStyle w:val="164"/>
+        <w:bidi w:val="0"/>
+        <w:rPr>
+          <w:rFonts w:hint="eastAsia" w:eastAsia="宋体"/>
+          <w:lang w:eastAsia="zh-CN"/>
+        </w:rPr>
+      </w:pPr>
+      <w:r>
+        <w:rPr>
+          <w:rFonts w:hint="eastAsia" w:eastAsia="宋体"/>
+          <w:lang w:eastAsia="zh-CN"/>
+        </w:rPr>
+        <w:tab/>
+      </w:r>
+      <w:r>
+        <w:rPr>
+          <w:rFonts w:hint="eastAsia" w:eastAsia="宋体"/>
+          <w:position w:val="-12"/>
+          <w:lang w:eastAsia="zh-CN"/>
+        </w:rPr>
+        <w:object>
+          <v:shape id="_x0000_i1040" o:spt="75" type="#_x0000_t75" style="height:19pt;width:244pt;" o:ole="t" filled="f" o:preferrelative="t" stroked="f" coordsize="21600,21600">
+            <v:fill on="f" focussize="0,0"/>
+            <v:stroke on="f"/>
+            <v:imagedata r:id="rId31" o:title=""/>
+            <o:lock v:ext="edit" aspectratio="t"/>
+            <w10:wrap type="none"/>
+            <w10:anchorlock/>
+          </v:shape>
+          <o:OLEObject Type="Embed" ProgID="DSEquations" ShapeID="_x0000_i1040" DrawAspect="Content" ObjectID="_1468075737" r:id="rId30">
+            <o:LockedField>false</o:LockedField>
+          </o:OLEObject>
+        </w:object>
+      </w:r>
+      <w:r>
+        <w:rPr>
+          <w:rFonts w:hint="eastAsia" w:eastAsia="宋体"/>
+          <w:lang w:eastAsia="zh-CN"/>
+        </w:rPr>
+        <w:t xml:space="preserve"> </w:t>
       </w:r>
     </w:p>
     <w:p>
@@ -2547,12 +2833,48 @@
       </w:r>
     </w:p>
     <w:p>
-      <w:r>
-        <w:rPr>
-          <w:rFonts w:ascii="Consolas" w:hAnsi="Consolas"/>
-          <w:b/>
-        </w:rPr>
-        <w:t>R_n^m(ρ) = Σ [(-1)^k · (n-k)! / (k! · ((n+m)/2-k)! · ((n-m)/2-k)!)] · ρ^(n-2k)</w:t>
+      <w:pPr>
+        <w:pStyle w:val="164"/>
+        <w:bidi w:val="0"/>
+        <w:outlineLvl w:val="2"/>
+        <w:rPr>
+          <w:rFonts w:hint="eastAsia" w:eastAsia="宋体"/>
+          <w:lang w:eastAsia="zh-CN"/>
+        </w:rPr>
+      </w:pPr>
+      <w:r>
+        <w:rPr>
+          <w:rFonts w:hint="eastAsia" w:eastAsia="宋体"/>
+          <w:lang w:eastAsia="zh-CN"/>
+        </w:rPr>
+        <w:tab/>
+      </w:r>
+      <w:r>
+        <w:rPr>
+          <w:rFonts w:hint="eastAsia" w:eastAsia="宋体"/>
+          <w:position w:val="-60"/>
+          <w:lang w:eastAsia="zh-CN"/>
+        </w:rPr>
+        <w:object>
+          <v:shape id="_x0000_i1041" o:spt="75" type="#_x0000_t75" style="height:51pt;width:218pt;" o:ole="t" filled="f" o:preferrelative="t" stroked="f" coordsize="21600,21600">
+            <v:fill on="f" focussize="0,0"/>
+            <v:stroke on="f"/>
+            <v:imagedata r:id="rId33" o:title=""/>
+            <o:lock v:ext="edit" aspectratio="t"/>
+            <w10:wrap type="none"/>
+            <w10:anchorlock/>
+          </v:shape>
+          <o:OLEObject Type="Embed" ProgID="DSEquations" ShapeID="_x0000_i1041" DrawAspect="Content" ObjectID="_1468075738" r:id="rId32">
+            <o:LockedField>false</o:LockedField>
+          </o:OLEObject>
+        </w:object>
+      </w:r>
+      <w:r>
+        <w:rPr>
+          <w:rFonts w:hint="eastAsia" w:eastAsia="宋体"/>
+          <w:lang w:eastAsia="zh-CN"/>
+        </w:rPr>
+        <w:t xml:space="preserve"> </w:t>
       </w:r>
     </w:p>
     <w:p>
@@ -3481,12 +3803,48 @@
       </w:r>
     </w:p>
     <w:p>
-      <w:r>
-        <w:rPr>
-          <w:rFonts w:ascii="Consolas" w:hAnsi="Consolas"/>
-          <w:b/>
-        </w:rPr>
-        <w:t>W(ρ, θ) = Σ a_i · Z_i(ρ, θ)</w:t>
+      <w:pPr>
+        <w:pStyle w:val="164"/>
+        <w:bidi w:val="0"/>
+        <w:outlineLvl w:val="1"/>
+        <w:rPr>
+          <w:rFonts w:hint="eastAsia" w:eastAsia="宋体"/>
+          <w:lang w:eastAsia="zh-CN"/>
+        </w:rPr>
+      </w:pPr>
+      <w:r>
+        <w:rPr>
+          <w:rFonts w:hint="eastAsia" w:eastAsia="宋体"/>
+          <w:lang w:eastAsia="zh-CN"/>
+        </w:rPr>
+        <w:tab/>
+      </w:r>
+      <w:r>
+        <w:rPr>
+          <w:rFonts w:hint="eastAsia" w:eastAsia="宋体"/>
+          <w:position w:val="-28"/>
+          <w:lang w:eastAsia="zh-CN"/>
+        </w:rPr>
+        <w:object>
+          <v:shape id="_x0000_i1042" o:spt="75" type="#_x0000_t75" style="height:27pt;width:121.95pt;" o:ole="t" filled="f" o:preferrelative="t" stroked="f" coordsize="21600,21600">
+            <v:fill on="f" focussize="0,0"/>
+            <v:stroke on="f"/>
+            <v:imagedata r:id="rId35" o:title=""/>
+            <o:lock v:ext="edit" aspectratio="t"/>
+            <w10:wrap type="none"/>
+            <w10:anchorlock/>
+          </v:shape>
+          <o:OLEObject Type="Embed" ProgID="DSEquations" ShapeID="_x0000_i1042" DrawAspect="Content" ObjectID="_1468075739" r:id="rId34">
+            <o:LockedField>false</o:LockedField>
+          </o:OLEObject>
+        </w:object>
+      </w:r>
+      <w:r>
+        <w:rPr>
+          <w:rFonts w:hint="eastAsia" w:eastAsia="宋体"/>
+          <w:lang w:eastAsia="zh-CN"/>
+        </w:rPr>
+        <w:t xml:space="preserve"> </w:t>
       </w:r>
     </w:p>
     <w:p>
@@ -3653,12 +4011,47 @@
       </w:r>
     </w:p>
     <w:p>
-      <w:r>
-        <w:rPr>
-          <w:rFonts w:ascii="Consolas" w:hAnsi="Consolas"/>
-          <w:b/>
-        </w:rPr>
-        <w:t>Z = (B · f) / d</w:t>
+      <w:pPr>
+        <w:pStyle w:val="164"/>
+        <w:bidi w:val="0"/>
+        <w:rPr>
+          <w:rFonts w:hint="eastAsia" w:eastAsia="宋体"/>
+          <w:lang w:eastAsia="zh-CN"/>
+        </w:rPr>
+      </w:pPr>
+      <w:r>
+        <w:rPr>
+          <w:rFonts w:hint="eastAsia" w:eastAsia="宋体"/>
+          <w:lang w:eastAsia="zh-CN"/>
+        </w:rPr>
+        <w:tab/>
+      </w:r>
+      <w:r>
+        <w:rPr>
+          <w:rFonts w:hint="eastAsia" w:eastAsia="宋体"/>
+          <w:position w:val="-24"/>
+          <w:lang w:eastAsia="zh-CN"/>
+        </w:rPr>
+        <w:object>
+          <v:shape id="_x0000_i1043" o:spt="75" type="#_x0000_t75" style="height:31pt;width:48pt;" o:ole="t" filled="f" o:preferrelative="t" stroked="f" coordsize="21600,21600">
+            <v:fill on="f" focussize="0,0"/>
+            <v:stroke on="f"/>
+            <v:imagedata r:id="rId37" o:title=""/>
+            <o:lock v:ext="edit" aspectratio="t"/>
+            <w10:wrap type="none"/>
+            <w10:anchorlock/>
+          </v:shape>
+          <o:OLEObject Type="Embed" ProgID="DSEquations" ShapeID="_x0000_i1043" DrawAspect="Content" ObjectID="_1468075740" r:id="rId36">
+            <o:LockedField>false</o:LockedField>
+          </o:OLEObject>
+        </w:object>
+      </w:r>
+      <w:r>
+        <w:rPr>
+          <w:rFonts w:hint="eastAsia" w:eastAsia="宋体"/>
+          <w:lang w:eastAsia="zh-CN"/>
+        </w:rPr>
+        <w:t xml:space="preserve"> </w:t>
       </w:r>
     </w:p>
     <w:p>
@@ -3726,12 +4119,47 @@
       </w:r>
     </w:p>
     <w:p>
-      <w:r>
-        <w:rPr>
-          <w:rFonts w:ascii="Consolas" w:hAnsi="Consolas"/>
-          <w:b/>
-        </w:rPr>
-        <w:t>d = (x_L - x_R) · (w / W_sensor)</w:t>
+      <w:pPr>
+        <w:pStyle w:val="164"/>
+        <w:bidi w:val="0"/>
+        <w:rPr>
+          <w:rFonts w:hint="eastAsia" w:eastAsia="宋体"/>
+          <w:lang w:eastAsia="zh-CN"/>
+        </w:rPr>
+      </w:pPr>
+      <w:r>
+        <w:rPr>
+          <w:rFonts w:hint="eastAsia" w:eastAsia="宋体"/>
+          <w:lang w:eastAsia="zh-CN"/>
+        </w:rPr>
+        <w:tab/>
+      </w:r>
+      <w:r>
+        <w:rPr>
+          <w:rFonts w:hint="eastAsia" w:eastAsia="宋体"/>
+          <w:position w:val="-30"/>
+          <w:lang w:eastAsia="zh-CN"/>
+        </w:rPr>
+        <w:object>
+          <v:shape id="_x0000_i1044" o:spt="75" type="#_x0000_t75" style="height:34pt;width:100pt;" o:ole="t" filled="f" o:preferrelative="t" stroked="f" coordsize="21600,21600">
+            <v:fill on="f" focussize="0,0"/>
+            <v:stroke on="f"/>
+            <v:imagedata r:id="rId39" o:title=""/>
+            <o:lock v:ext="edit" aspectratio="t"/>
+            <w10:wrap type="none"/>
+            <w10:anchorlock/>
+          </v:shape>
+          <o:OLEObject Type="Embed" ProgID="DSEquations" ShapeID="_x0000_i1044" DrawAspect="Content" ObjectID="_1468075741" r:id="rId38">
+            <o:LockedField>false</o:LockedField>
+          </o:OLEObject>
+        </w:object>
+      </w:r>
+      <w:r>
+        <w:rPr>
+          <w:rFonts w:hint="eastAsia" w:eastAsia="宋体"/>
+          <w:lang w:eastAsia="zh-CN"/>
+        </w:rPr>
+        <w:t xml:space="preserve"> </w:t>
       </w:r>
     </w:p>
     <w:p>
@@ -3753,12 +4181,47 @@
       </w:r>
     </w:p>
     <w:p>
-      <w:r>
-        <w:rPr>
-          <w:rFonts w:ascii="Consolas" w:hAnsi="Consolas"/>
-          <w:b/>
-        </w:rPr>
-        <w:t>ΔZ = (B · f / d²) · Δd = Z² · Δd / (B · f)</w:t>
+      <w:pPr>
+        <w:pStyle w:val="164"/>
+        <w:bidi w:val="0"/>
+        <w:rPr>
+          <w:rFonts w:hint="eastAsia" w:eastAsia="宋体"/>
+          <w:lang w:eastAsia="zh-CN"/>
+        </w:rPr>
+      </w:pPr>
+      <w:r>
+        <w:rPr>
+          <w:rFonts w:hint="eastAsia" w:eastAsia="宋体"/>
+          <w:lang w:eastAsia="zh-CN"/>
+        </w:rPr>
+        <w:tab/>
+      </w:r>
+      <w:r>
+        <w:rPr>
+          <w:rFonts w:hint="eastAsia" w:eastAsia="宋体"/>
+          <w:position w:val="-28"/>
+          <w:lang w:eastAsia="zh-CN"/>
+        </w:rPr>
+        <w:object>
+          <v:shape id="_x0000_i1045" o:spt="75" type="#_x0000_t75" style="height:35pt;width:199pt;" o:ole="t" filled="f" o:preferrelative="t" stroked="f" coordsize="21600,21600">
+            <v:fill on="f" focussize="0,0"/>
+            <v:stroke on="f"/>
+            <v:imagedata r:id="rId41" o:title=""/>
+            <o:lock v:ext="edit" aspectratio="t"/>
+            <w10:wrap type="none"/>
+            <w10:anchorlock/>
+          </v:shape>
+          <o:OLEObject Type="Embed" ProgID="DSEquations" ShapeID="_x0000_i1045" DrawAspect="Content" ObjectID="_1468075742" r:id="rId40">
+            <o:LockedField>false</o:LockedField>
+          </o:OLEObject>
+        </w:object>
+      </w:r>
+      <w:r>
+        <w:rPr>
+          <w:rFonts w:hint="eastAsia" w:eastAsia="宋体"/>
+          <w:lang w:eastAsia="zh-CN"/>
+        </w:rPr>
+        <w:t xml:space="preserve"> </w:t>
       </w:r>
     </w:p>
     <w:p>
@@ -3767,6 +4230,9 @@
       </w:r>
     </w:p>
     <w:p>
+      <w:pPr>
+        <w:jc w:val="center"/>
+      </w:pPr>
       <w:r>
         <w:rPr>
           <w:rFonts w:ascii="Consolas" w:hAnsi="Consolas"/>
@@ -3784,26 +4250,47 @@
       </w:r>
     </w:p>
     <w:p>
-      <w:r>
-        <w:rPr>
-          <w:rFonts w:ascii="Consolas" w:hAnsi="Consolas"/>
-          <w:b/>
-        </w:rPr>
-        <w:t>FOV_h = 2 · arctan(w · p / (2f))</w:t>
-      </w:r>
-      <w:r>
-        <w:rPr>
-          <w:rFonts w:ascii="Consolas" w:hAnsi="Consolas"/>
-          <w:b/>
-        </w:rPr>
-        <w:br w:type="textWrapping"/>
-      </w:r>
-      <w:r>
-        <w:rPr>
-          <w:rFonts w:ascii="Consolas" w:hAnsi="Consolas"/>
-          <w:b/>
-        </w:rPr>
-        <w:t>FOV_v = 2 · arctan(h · p / (2f))</w:t>
+      <w:pPr>
+        <w:pStyle w:val="164"/>
+        <w:bidi w:val="0"/>
+        <w:rPr>
+          <w:rFonts w:hint="eastAsia" w:eastAsia="宋体"/>
+          <w:lang w:eastAsia="zh-CN"/>
+        </w:rPr>
+      </w:pPr>
+      <w:r>
+        <w:rPr>
+          <w:rFonts w:hint="eastAsia" w:eastAsia="宋体"/>
+          <w:lang w:eastAsia="zh-CN"/>
+        </w:rPr>
+        <w:tab/>
+      </w:r>
+      <w:r>
+        <w:rPr>
+          <w:rFonts w:hint="eastAsia" w:eastAsia="宋体"/>
+          <w:position w:val="-30"/>
+          <w:lang w:eastAsia="zh-CN"/>
+        </w:rPr>
+        <w:object>
+          <v:shape id="_x0000_i1046" o:spt="75" type="#_x0000_t75" style="height:36pt;width:253pt;" o:ole="t" filled="f" o:preferrelative="t" stroked="f" coordsize="21600,21600">
+            <v:fill on="f" focussize="0,0"/>
+            <v:stroke on="f"/>
+            <v:imagedata r:id="rId43" o:title=""/>
+            <o:lock v:ext="edit" aspectratio="t"/>
+            <w10:wrap type="none"/>
+            <w10:anchorlock/>
+          </v:shape>
+          <o:OLEObject Type="Embed" ProgID="DSEquations" ShapeID="_x0000_i1046" DrawAspect="Content" ObjectID="_1468075743" r:id="rId42">
+            <o:LockedField>false</o:LockedField>
+          </o:OLEObject>
+        </w:object>
+      </w:r>
+      <w:r>
+        <w:rPr>
+          <w:rFonts w:hint="eastAsia" w:eastAsia="宋体"/>
+          <w:lang w:eastAsia="zh-CN"/>
+        </w:rPr>
+        <w:t xml:space="preserve"> </w:t>
       </w:r>
     </w:p>
     <w:p>
@@ -3830,7 +4317,31 @@
         <w:t>最小测距（视差 = 1像素）：</w:t>
       </w:r>
       <w:r>
-        <w:t>Z_min = B · f / p</w:t>
+        <w:rPr>
+          <w:b/>
+          <w:position w:val="-28"/>
+        </w:rPr>
+        <w:object>
+          <v:shape id="_x0000_i1047" o:spt="75" type="#_x0000_t75" style="height:33pt;width:60pt;" o:ole="t" filled="f" o:preferrelative="t" stroked="f" coordsize="21600,21600">
+            <v:fill on="f" focussize="0,0"/>
+            <v:stroke on="f"/>
+            <v:imagedata r:id="rId45" o:title=""/>
+            <o:lock v:ext="edit" aspectratio="t"/>
+            <w10:wrap type="none"/>
+            <w10:anchorlock/>
+          </v:shape>
+          <o:OLEObject Type="Embed" ProgID="DSEquations" ShapeID="_x0000_i1047" DrawAspect="Content" ObjectID="_1468075744" r:id="rId44">
+            <o:LockedField>false</o:LockedField>
+          </o:OLEObject>
+        </w:object>
+      </w:r>
+      <w:r>
+        <w:rPr>
+          <w:rFonts w:hint="eastAsia"/>
+          <w:b/>
+          <w:lang w:eastAsia="zh-CN"/>
+        </w:rPr>
+        <w:t xml:space="preserve"> </w:t>
       </w:r>
     </w:p>
     <w:p>
@@ -3844,8 +4355,34 @@
         <w:t>最大测距（视差 = 0.1像素精度）：</w:t>
       </w:r>
       <w:r>
-        <w:t>Z_max = B · f / (0.1 · p)</w:t>
-      </w:r>
+        <w:rPr>
+          <w:b/>
+          <w:position w:val="-28"/>
+        </w:rPr>
+        <w:object>
+          <v:shape id="_x0000_i1049" o:spt="75" type="#_x0000_t75" style="height:33pt;width:66pt;" o:ole="t" filled="f" o:preferrelative="t" stroked="f" coordsize="21600,21600">
+            <v:fill on="f" focussize="0,0"/>
+            <v:stroke on="f"/>
+            <v:imagedata r:id="rId47" o:title=""/>
+            <o:lock v:ext="edit" aspectratio="t"/>
+            <w10:wrap type="none"/>
+            <w10:anchorlock/>
+          </v:shape>
+          <o:OLEObject Type="Embed" ProgID="DSEquations" ShapeID="_x0000_i1049" DrawAspect="Content" ObjectID="_1468075745" r:id="rId46">
+            <o:LockedField>false</o:LockedField>
+          </o:OLEObject>
+        </w:object>
+      </w:r>
+      <w:r>
+        <w:rPr>
+          <w:rFonts w:hint="eastAsia"/>
+          <w:b/>
+          <w:lang w:eastAsia="zh-CN"/>
+        </w:rPr>
+        <w:t xml:space="preserve"> </w:t>
+      </w:r>
+      <w:bookmarkStart w:id="0" w:name="_GoBack"/>
+      <w:bookmarkEnd w:id="0"/>
     </w:p>
     <w:p>
       <w:pPr>
@@ -5213,7 +5750,7 @@
     <w:sectPr>
       <w:pgSz w:w="12240" w:h="15840"/>
       <w:pgMar w:top="1440" w:right="1800" w:bottom="1440" w:left="1800" w:header="720" w:footer="720" w:gutter="0"/>
-      <w:cols w:space="720" w:num="1"/>
+      <w:cols w:space="425" w:num="1"/>
       <w:docGrid w:linePitch="360" w:charSpace="0"/>
     </w:sectPr>
   </w:body>
@@ -18258,6 +18795,18 @@
       <w:outlineLvl w:val="9"/>
     </w:pPr>
   </w:style>
+  <w:style w:type="paragraph" w:customStyle="1" w:styleId="164">
+    <w:name w:val="MTDisplayEquation"/>
+    <w:basedOn w:val="4"/>
+    <w:next w:val="1"/>
+    <w:uiPriority w:val="0"/>
+    <w:pPr>
+      <w:tabs>
+        <w:tab w:val="center" w:pos="4320"/>
+        <w:tab w:val="right" w:pos="8640"/>
+      </w:tabs>
+    </w:pPr>
+  </w:style>
 </w:styles>
 </file>
 
